--- a/Project/CRMRetention/Submission/경영과학/경영과학_심사의견서.docx
+++ b/Project/CRMRetention/Submission/경영과학/경영과학_심사의견서.docx
@@ -48,7 +48,16 @@
         <w:t>따라서</w:t>
       </w:r>
       <w:r>
-        <w:t xml:space="preserve"> 현 단계에서는 게재를 권고하기 어렵고, 마케팅 개념과 방법론 해석의 재정리, </w:t>
+        <w:t xml:space="preserve"> 현 단계에서는 게재를 </w:t>
+      </w:r>
+      <w:r>
+        <w:rPr>
+          <w:rFonts w:hint="eastAsia"/>
+        </w:rPr>
+        <w:t xml:space="preserve">바로 </w:t>
+      </w:r>
+      <w:r>
+        <w:t xml:space="preserve">권고하기 어렵고, 마케팅 개념과 방법론 해석의 재정리, </w:t>
       </w:r>
       <w:proofErr w:type="spellStart"/>
       <w:r>
@@ -530,13 +539,7 @@
         <w:t>피로도 계산의 핵심인 채널별 반감기(τ) 값이 데이터로 구한 것이 아니라 임의로 정해 넣으신 값이고, 저자께서도 언급하셨듯 SMS의 경우 그 방향이 이론과 반대일 수도 있습니다. 그런데 이처럼 임의의 값을 바탕으로 한 피로도 변수가 성능을 가장 크게 끌어올렸다고 논의되었으므로, 이에 대한 추가 분석이 필요합니다. 예를 들어, τ 값을 바꿔가며 성능이 얼마나 영향을 받는지 확인하는 작업 등이 필요합니다.</w:t>
       </w:r>
     </w:p>
-    <w:p>
-      <w:pPr>
-        <w:rPr>
-          <w:rFonts w:hint="eastAsia"/>
-        </w:rPr>
-      </w:pPr>
-    </w:p>
+    <w:p/>
     <w:sectPr>
       <w:pgSz w:w="11906" w:h="16838"/>
       <w:pgMar w:top="1701" w:right="1440" w:bottom="1440" w:left="1440" w:header="851" w:footer="992" w:gutter="0"/>
@@ -545,6 +548,56 @@
     </w:sectPr>
   </w:body>
 </w:document>
+</file>
+
+<file path=word/endnotes.xml><?xml version="1.0" encoding="utf-8"?>
+<w:endnotes xmlns:wpc="http://schemas.microsoft.com/office/word/2010/wordprocessingCanvas" xmlns:cx="http://schemas.microsoft.com/office/drawing/2014/chartex" xmlns:cx1="http://schemas.microsoft.com/office/drawing/2015/9/8/chartex" xmlns:cx2="http://schemas.microsoft.com/office/drawing/2015/10/21/chartex" xmlns:cx3="http://schemas.microsoft.com/office/drawing/2016/5/9/chartex" xmlns:cx4="http://schemas.microsoft.com/office/drawing/2016/5/10/chartex" xmlns:cx5="http://schemas.microsoft.com/office/drawing/2016/5/11/chartex" xmlns:cx6="http://schemas.microsoft.com/office/drawing/2016/5/12/chartex" xmlns:cx7="http://schemas.microsoft.com/office/drawing/2016/5/13/chartex" xmlns:cx8="http://schemas.microsoft.com/office/drawing/2016/5/14/chartex" xmlns:mc="http://schemas.openxmlformats.org/markup-compatibility/2006" xmlns:aink="http://schemas.microsoft.com/office/drawing/2016/ink" xmlns:am3d="http://schemas.microsoft.com/office/drawing/2017/model3d" xmlns:o="urn:schemas-microsoft-com:office:office" xmlns:oel="http://schemas.microsoft.com/office/2019/extlst" xmlns:r="http://schemas.openxmlformats.org/officeDocument/2006/relationships" xmlns:m="http://schemas.openxmlformats.org/officeDocument/2006/math" xmlns:v="urn:schemas-microsoft-com:vml" xmlns:wp14="http://schemas.microsoft.com/office/word/2010/wordprocessingDrawing" xmlns:wp="http://schemas.openxmlformats.org/drawingml/2006/wordprocessingDrawing" xmlns:w10="urn:schemas-microsoft-com:office:word" xmlns:w="http://schemas.openxmlformats.org/wordprocessingml/2006/main" xmlns:w14="http://schemas.microsoft.com/office/word/2010/wordml" xmlns:w15="http://schemas.microsoft.com/office/word/2012/wordml" xmlns:w16cex="http://schemas.microsoft.com/office/word/2018/wordml/cex" xmlns:w16cid="http://schemas.microsoft.com/office/word/2016/wordml/cid" xmlns:w16="http://schemas.microsoft.com/office/word/2018/wordml" xmlns:w16du="http://schemas.microsoft.com/office/word/2023/wordml/word16du" xmlns:w16sdtdh="http://schemas.microsoft.com/office/word/2020/wordml/sdtdatahash" xmlns:w16sdtfl="http://schemas.microsoft.com/office/word/2024/wordml/sdtformatlock" xmlns:w16se="http://schemas.microsoft.com/office/word/2015/wordml/symex" xmlns:wpg="http://schemas.microsoft.com/office/word/2010/wordprocessingGroup" xmlns:wpi="http://schemas.microsoft.com/office/word/2010/wordprocessingInk" xmlns:wne="http://schemas.microsoft.com/office/word/2006/wordml" xmlns:wps="http://schemas.microsoft.com/office/word/2010/wordprocessingShape" mc:Ignorable="w14 w15 w16se w16cid w16 w16cex w16sdtdh w16sdtfl w16du wp14">
+  <w:endnote w:type="separator" w:id="-1">
+    <w:p>
+      <w:pPr>
+        <w:spacing w:after="0"/>
+      </w:pPr>
+      <w:r>
+        <w:separator/>
+      </w:r>
+    </w:p>
+  </w:endnote>
+  <w:endnote w:type="continuationSeparator" w:id="0">
+    <w:p>
+      <w:pPr>
+        <w:spacing w:after="0"/>
+      </w:pPr>
+      <w:r>
+        <w:continuationSeparator/>
+      </w:r>
+    </w:p>
+  </w:endnote>
+</w:endnotes>
+</file>
+
+<file path=word/footnotes.xml><?xml version="1.0" encoding="utf-8"?>
+<w:footnotes xmlns:wpc="http://schemas.microsoft.com/office/word/2010/wordprocessingCanvas" xmlns:cx="http://schemas.microsoft.com/office/drawing/2014/chartex" xmlns:cx1="http://schemas.microsoft.com/office/drawing/2015/9/8/chartex" xmlns:cx2="http://schemas.microsoft.com/office/drawing/2015/10/21/chartex" xmlns:cx3="http://schemas.microsoft.com/office/drawing/2016/5/9/chartex" xmlns:cx4="http://schemas.microsoft.com/office/drawing/2016/5/10/chartex" xmlns:cx5="http://schemas.microsoft.com/office/drawing/2016/5/11/chartex" xmlns:cx6="http://schemas.microsoft.com/office/drawing/2016/5/12/chartex" xmlns:cx7="http://schemas.microsoft.com/office/drawing/2016/5/13/chartex" xmlns:cx8="http://schemas.microsoft.com/office/drawing/2016/5/14/chartex" xmlns:mc="http://schemas.openxmlformats.org/markup-compatibility/2006" xmlns:aink="http://schemas.microsoft.com/office/drawing/2016/ink" xmlns:am3d="http://schemas.microsoft.com/office/drawing/2017/model3d" xmlns:o="urn:schemas-microsoft-com:office:office" xmlns:oel="http://schemas.microsoft.com/office/2019/extlst" xmlns:r="http://schemas.openxmlformats.org/officeDocument/2006/relationships" xmlns:m="http://schemas.openxmlformats.org/officeDocument/2006/math" xmlns:v="urn:schemas-microsoft-com:vml" xmlns:wp14="http://schemas.microsoft.com/office/word/2010/wordprocessingDrawing" xmlns:wp="http://schemas.openxmlformats.org/drawingml/2006/wordprocessingDrawing" xmlns:w10="urn:schemas-microsoft-com:office:word" xmlns:w="http://schemas.openxmlformats.org/wordprocessingml/2006/main" xmlns:w14="http://schemas.microsoft.com/office/word/2010/wordml" xmlns:w15="http://schemas.microsoft.com/office/word/2012/wordml" xmlns:w16cex="http://schemas.microsoft.com/office/word/2018/wordml/cex" xmlns:w16cid="http://schemas.microsoft.com/office/word/2016/wordml/cid" xmlns:w16="http://schemas.microsoft.com/office/word/2018/wordml" xmlns:w16du="http://schemas.microsoft.com/office/word/2023/wordml/word16du" xmlns:w16sdtdh="http://schemas.microsoft.com/office/word/2020/wordml/sdtdatahash" xmlns:w16sdtfl="http://schemas.microsoft.com/office/word/2024/wordml/sdtformatlock" xmlns:w16se="http://schemas.microsoft.com/office/word/2015/wordml/symex" xmlns:wpg="http://schemas.microsoft.com/office/word/2010/wordprocessingGroup" xmlns:wpi="http://schemas.microsoft.com/office/word/2010/wordprocessingInk" xmlns:wne="http://schemas.microsoft.com/office/word/2006/wordml" xmlns:wps="http://schemas.microsoft.com/office/word/2010/wordprocessingShape" mc:Ignorable="w14 w15 w16se w16cid w16 w16cex w16sdtdh w16sdtfl w16du wp14">
+  <w:footnote w:type="separator" w:id="-1">
+    <w:p>
+      <w:pPr>
+        <w:spacing w:after="0"/>
+      </w:pPr>
+      <w:r>
+        <w:separator/>
+      </w:r>
+    </w:p>
+  </w:footnote>
+  <w:footnote w:type="continuationSeparator" w:id="0">
+    <w:p>
+      <w:pPr>
+        <w:spacing w:after="0"/>
+      </w:pPr>
+      <w:r>
+        <w:continuationSeparator/>
+      </w:r>
+    </w:p>
+  </w:footnote>
+</w:footnotes>
 </file>
 
 <file path=word/styles.xml><?xml version="1.0" encoding="utf-8"?>
@@ -1154,6 +1207,7 @@
   <w:style w:type="character" w:default="1" w:styleId="a0">
     <w:name w:val="Default Paragraph Font"/>
     <w:uiPriority w:val="1"/>
+    <w:semiHidden/>
     <w:unhideWhenUsed/>
   </w:style>
   <w:style w:type="table" w:default="1" w:styleId="a1">
@@ -1461,6 +1515,50 @@
       <w:color w:val="0F4761" w:themeColor="accent1" w:themeShade="BF"/>
       <w:spacing w:val="5"/>
     </w:rPr>
+  </w:style>
+  <w:style w:type="paragraph" w:styleId="aa">
+    <w:name w:val="header"/>
+    <w:basedOn w:val="a"/>
+    <w:link w:val="Char3"/>
+    <w:uiPriority w:val="99"/>
+    <w:unhideWhenUsed/>
+    <w:rsid w:val="0005027D"/>
+    <w:pPr>
+      <w:tabs>
+        <w:tab w:val="center" w:pos="4513"/>
+        <w:tab w:val="right" w:pos="9026"/>
+      </w:tabs>
+      <w:snapToGrid w:val="0"/>
+    </w:pPr>
+  </w:style>
+  <w:style w:type="character" w:customStyle="1" w:styleId="Char3">
+    <w:name w:val="머리글 Char"/>
+    <w:basedOn w:val="a0"/>
+    <w:link w:val="aa"/>
+    <w:uiPriority w:val="99"/>
+    <w:rsid w:val="0005027D"/>
+  </w:style>
+  <w:style w:type="paragraph" w:styleId="ab">
+    <w:name w:val="footer"/>
+    <w:basedOn w:val="a"/>
+    <w:link w:val="Char4"/>
+    <w:uiPriority w:val="99"/>
+    <w:unhideWhenUsed/>
+    <w:rsid w:val="0005027D"/>
+    <w:pPr>
+      <w:tabs>
+        <w:tab w:val="center" w:pos="4513"/>
+        <w:tab w:val="right" w:pos="9026"/>
+      </w:tabs>
+      <w:snapToGrid w:val="0"/>
+    </w:pPr>
+  </w:style>
+  <w:style w:type="character" w:customStyle="1" w:styleId="Char4">
+    <w:name w:val="바닥글 Char"/>
+    <w:basedOn w:val="a0"/>
+    <w:link w:val="ab"/>
+    <w:uiPriority w:val="99"/>
+    <w:rsid w:val="0005027D"/>
   </w:style>
 </w:styles>
 </file>
